--- a/document_templates/PVs/PV-waiting-head_credit.docx
+++ b/document_templates/PVs/PV-waiting-head_credit.docx
@@ -564,20 +564,46 @@
           <w:ilvl w:val="0"/>
           <w:numId w:val="0"/>
         </w:numPr>
-        <w:ind w:leftChars="0" w:firstLine="708" w:firstLineChars="0"/>
-        <w:rPr>
-          <w:rFonts w:hint="default" w:ascii="Times New Roman" w:hAnsi="Times New Roman" w:cs="Times New Roman"/>
-          <w:sz w:val="24"/>
-          <w:szCs w:val="24"/>
-        </w:rPr>
-      </w:pPr>
-      <w:r>
-        <w:rPr>
-          <w:rFonts w:hint="default" w:ascii="Times New Roman" w:hAnsi="Times New Roman" w:cs="Times New Roman"/>
-          <w:sz w:val="24"/>
-          <w:szCs w:val="24"/>
-        </w:rPr>
-        <w:t>Montant                                                         </w:t>
+        <w:rPr>
+          <w:rFonts w:hint="default" w:ascii="Times New Roman" w:hAnsi="Times New Roman" w:cs="Times New Roman"/>
+          <w:sz w:val="24"/>
+          <w:szCs w:val="24"/>
+        </w:rPr>
+      </w:pPr>
+      <w:r>
+        <w:rPr>
+          <w:rFonts w:hint="default" w:ascii="Times New Roman" w:hAnsi="Times New Roman" w:cs="Times New Roman"/>
+          <w:sz w:val="24"/>
+          <w:szCs w:val="24"/>
+        </w:rPr>
+        <w:t>Montant</w:t>
+      </w:r>
+      <w:r>
+        <w:rPr>
+          <w:rFonts w:hint="default" w:ascii="Times New Roman" w:hAnsi="Times New Roman" w:cs="Times New Roman"/>
+          <w:sz w:val="24"/>
+          <w:szCs w:val="24"/>
+          <w:lang w:val="en-US"/>
+        </w:rPr>
+        <w:tab/>
+      </w:r>
+      <w:r>
+        <w:rPr>
+          <w:rFonts w:hint="default" w:ascii="Times New Roman" w:hAnsi="Times New Roman" w:cs="Times New Roman"/>
+          <w:sz w:val="24"/>
+          <w:szCs w:val="24"/>
+          <w:lang w:val="en-US"/>
+        </w:rPr>
+        <w:tab/>
+      </w:r>
+      <w:r>
+        <w:rPr>
+          <w:rFonts w:hint="default" w:ascii="Times New Roman" w:hAnsi="Times New Roman" w:cs="Times New Roman"/>
+          <w:sz w:val="24"/>
+          <w:szCs w:val="24"/>
+          <w:lang w:val="en-US"/>
+        </w:rPr>
+        <w:tab/>
       </w:r>
       <w:r>
         <w:rPr>
@@ -630,20 +656,64 @@
           <w:ilvl w:val="0"/>
           <w:numId w:val="0"/>
         </w:numPr>
-        <w:ind w:leftChars="0" w:firstLine="708" w:firstLineChars="0"/>
-        <w:rPr>
-          <w:rFonts w:hint="default" w:ascii="Times New Roman" w:hAnsi="Times New Roman" w:cs="Times New Roman"/>
-          <w:sz w:val="24"/>
-          <w:szCs w:val="24"/>
-        </w:rPr>
-      </w:pPr>
-      <w:r>
-        <w:rPr>
-          <w:rFonts w:hint="default" w:ascii="Times New Roman" w:hAnsi="Times New Roman" w:cs="Times New Roman"/>
-          <w:sz w:val="24"/>
-          <w:szCs w:val="24"/>
-        </w:rPr>
-        <w:t>Durée                                                                 </w:t>
+        <w:rPr>
+          <w:rFonts w:hint="default" w:ascii="Times New Roman" w:hAnsi="Times New Roman" w:cs="Times New Roman"/>
+          <w:sz w:val="24"/>
+          <w:szCs w:val="24"/>
+        </w:rPr>
+      </w:pPr>
+      <w:r>
+        <w:rPr>
+          <w:rFonts w:hint="default" w:ascii="Times New Roman" w:hAnsi="Times New Roman" w:cs="Times New Roman"/>
+          <w:sz w:val="24"/>
+          <w:szCs w:val="24"/>
+        </w:rPr>
+        <w:t>Durée</w:t>
+      </w:r>
+      <w:r>
+        <w:rPr>
+          <w:rFonts w:hint="default" w:ascii="Times New Roman" w:hAnsi="Times New Roman" w:cs="Times New Roman"/>
+          <w:sz w:val="24"/>
+          <w:szCs w:val="24"/>
+          <w:lang w:val="en-US"/>
+        </w:rPr>
+        <w:tab/>
+      </w:r>
+      <w:r>
+        <w:rPr>
+          <w:rFonts w:hint="default" w:ascii="Times New Roman" w:hAnsi="Times New Roman" w:cs="Times New Roman"/>
+          <w:sz w:val="24"/>
+          <w:szCs w:val="24"/>
+          <w:lang w:val="en-US"/>
+        </w:rPr>
+        <w:tab/>
+      </w:r>
+      <w:r>
+        <w:rPr>
+          <w:rFonts w:hint="default" w:ascii="Times New Roman" w:hAnsi="Times New Roman" w:cs="Times New Roman"/>
+          <w:sz w:val="24"/>
+          <w:szCs w:val="24"/>
+          <w:lang w:val="en-US"/>
+        </w:rPr>
+        <w:tab/>
+      </w:r>
+      <w:r>
+        <w:rPr>
+          <w:rFonts w:hint="default" w:ascii="Times New Roman" w:hAnsi="Times New Roman" w:cs="Times New Roman"/>
+          <w:sz w:val="24"/>
+          <w:szCs w:val="24"/>
+          <w:lang w:val="en-US"/>
+        </w:rPr>
+        <w:tab/>
+      </w:r>
+      <w:r>
+        <w:rPr>
+          <w:rFonts w:hint="default" w:ascii="Times New Roman" w:hAnsi="Times New Roman" w:cs="Times New Roman"/>
+          <w:sz w:val="24"/>
+          <w:szCs w:val="24"/>
+          <w:lang w:val="en-US"/>
+        </w:rPr>
+        <w:tab/>
       </w:r>
       <w:r>
         <w:rPr>
@@ -687,20 +757,55 @@
           <w:ilvl w:val="0"/>
           <w:numId w:val="0"/>
         </w:numPr>
-        <w:ind w:leftChars="0" w:firstLine="708" w:firstLineChars="0"/>
-        <w:rPr>
-          <w:rFonts w:hint="default" w:ascii="Times New Roman" w:hAnsi="Times New Roman" w:cs="Times New Roman"/>
-          <w:sz w:val="24"/>
-          <w:szCs w:val="24"/>
-        </w:rPr>
-      </w:pPr>
-      <w:r>
-        <w:rPr>
-          <w:rFonts w:hint="default" w:ascii="Times New Roman" w:hAnsi="Times New Roman" w:cs="Times New Roman"/>
-          <w:sz w:val="24"/>
-          <w:szCs w:val="24"/>
-        </w:rPr>
-        <w:t>Périodicité                                                          </w:t>
+        <w:rPr>
+          <w:rFonts w:hint="default" w:ascii="Times New Roman" w:hAnsi="Times New Roman" w:cs="Times New Roman"/>
+          <w:sz w:val="24"/>
+          <w:szCs w:val="24"/>
+        </w:rPr>
+      </w:pPr>
+      <w:r>
+        <w:rPr>
+          <w:rFonts w:hint="default" w:ascii="Times New Roman" w:hAnsi="Times New Roman" w:cs="Times New Roman"/>
+          <w:sz w:val="24"/>
+          <w:szCs w:val="24"/>
+        </w:rPr>
+        <w:t>Périodicité</w:t>
+      </w:r>
+      <w:r>
+        <w:rPr>
+          <w:rFonts w:hint="default" w:ascii="Times New Roman" w:hAnsi="Times New Roman" w:cs="Times New Roman"/>
+          <w:sz w:val="24"/>
+          <w:szCs w:val="24"/>
+          <w:lang w:val="en-US"/>
+        </w:rPr>
+        <w:tab/>
+      </w:r>
+      <w:r>
+        <w:rPr>
+          <w:rFonts w:hint="default" w:ascii="Times New Roman" w:hAnsi="Times New Roman" w:cs="Times New Roman"/>
+          <w:sz w:val="24"/>
+          <w:szCs w:val="24"/>
+          <w:lang w:val="en-US"/>
+        </w:rPr>
+        <w:tab/>
+      </w:r>
+      <w:r>
+        <w:rPr>
+          <w:rFonts w:hint="default" w:ascii="Times New Roman" w:hAnsi="Times New Roman" w:cs="Times New Roman"/>
+          <w:sz w:val="24"/>
+          <w:szCs w:val="24"/>
+          <w:lang w:val="en-US"/>
+        </w:rPr>
+        <w:tab/>
+      </w:r>
+      <w:r>
+        <w:rPr>
+          <w:rFonts w:hint="default" w:ascii="Times New Roman" w:hAnsi="Times New Roman" w:cs="Times New Roman"/>
+          <w:sz w:val="24"/>
+          <w:szCs w:val="24"/>
+          <w:lang w:val="en-US"/>
+        </w:rPr>
+        <w:tab/>
       </w:r>
       <w:r>
         <w:rPr>
@@ -736,20 +841,46 @@
           <w:ilvl w:val="0"/>
           <w:numId w:val="0"/>
         </w:numPr>
-        <w:ind w:leftChars="0" w:firstLine="708" w:firstLineChars="0"/>
-        <w:rPr>
-          <w:rFonts w:hint="default" w:ascii="Times New Roman" w:hAnsi="Times New Roman" w:cs="Times New Roman"/>
-          <w:sz w:val="24"/>
-          <w:szCs w:val="24"/>
-        </w:rPr>
-      </w:pPr>
-      <w:r>
-        <w:rPr>
-          <w:rFonts w:hint="default" w:ascii="Times New Roman" w:hAnsi="Times New Roman" w:cs="Times New Roman"/>
-          <w:sz w:val="24"/>
-          <w:szCs w:val="24"/>
-        </w:rPr>
-        <w:t>Taux d’Intérêt HT                                             </w:t>
+        <w:rPr>
+          <w:rFonts w:hint="default" w:ascii="Times New Roman" w:hAnsi="Times New Roman" w:cs="Times New Roman"/>
+          <w:sz w:val="24"/>
+          <w:szCs w:val="24"/>
+        </w:rPr>
+      </w:pPr>
+      <w:r>
+        <w:rPr>
+          <w:rFonts w:hint="default" w:ascii="Times New Roman" w:hAnsi="Times New Roman" w:cs="Times New Roman"/>
+          <w:sz w:val="24"/>
+          <w:szCs w:val="24"/>
+        </w:rPr>
+        <w:t>Taux d’Intérêt HT</w:t>
+      </w:r>
+      <w:r>
+        <w:rPr>
+          <w:rFonts w:hint="default" w:ascii="Times New Roman" w:hAnsi="Times New Roman" w:cs="Times New Roman"/>
+          <w:sz w:val="24"/>
+          <w:szCs w:val="24"/>
+          <w:lang w:val="en-US"/>
+        </w:rPr>
+        <w:tab/>
+      </w:r>
+      <w:r>
+        <w:rPr>
+          <w:rFonts w:hint="default" w:ascii="Times New Roman" w:hAnsi="Times New Roman" w:cs="Times New Roman"/>
+          <w:sz w:val="24"/>
+          <w:szCs w:val="24"/>
+          <w:lang w:val="en-US"/>
+        </w:rPr>
+        <w:tab/>
+      </w:r>
+      <w:r>
+        <w:rPr>
+          <w:rFonts w:hint="default" w:ascii="Times New Roman" w:hAnsi="Times New Roman" w:cs="Times New Roman"/>
+          <w:sz w:val="24"/>
+          <w:szCs w:val="24"/>
+          <w:lang w:val="en-US"/>
+        </w:rPr>
+        <w:tab/>
       </w:r>
       <w:r>
         <w:rPr>
@@ -793,20 +924,64 @@
           <w:ilvl w:val="0"/>
           <w:numId w:val="0"/>
         </w:numPr>
-        <w:ind w:leftChars="0" w:firstLine="708" w:firstLineChars="0"/>
-        <w:rPr>
-          <w:rFonts w:hint="default" w:ascii="Times New Roman" w:hAnsi="Times New Roman" w:cs="Times New Roman"/>
-          <w:sz w:val="24"/>
-          <w:szCs w:val="24"/>
-        </w:rPr>
-      </w:pPr>
-      <w:r>
-        <w:rPr>
-          <w:rFonts w:hint="default" w:ascii="Times New Roman" w:hAnsi="Times New Roman" w:cs="Times New Roman"/>
-          <w:sz w:val="24"/>
-          <w:szCs w:val="24"/>
-        </w:rPr>
-        <w:t>TAF                                                                   </w:t>
+        <w:rPr>
+          <w:rFonts w:hint="default" w:ascii="Times New Roman" w:hAnsi="Times New Roman" w:cs="Times New Roman"/>
+          <w:sz w:val="24"/>
+          <w:szCs w:val="24"/>
+        </w:rPr>
+      </w:pPr>
+      <w:r>
+        <w:rPr>
+          <w:rFonts w:hint="default" w:ascii="Times New Roman" w:hAnsi="Times New Roman" w:cs="Times New Roman"/>
+          <w:sz w:val="24"/>
+          <w:szCs w:val="24"/>
+        </w:rPr>
+        <w:t>TAF</w:t>
+      </w:r>
+      <w:r>
+        <w:rPr>
+          <w:rFonts w:hint="default" w:ascii="Times New Roman" w:hAnsi="Times New Roman" w:cs="Times New Roman"/>
+          <w:sz w:val="24"/>
+          <w:szCs w:val="24"/>
+          <w:lang w:val="en-US"/>
+        </w:rPr>
+        <w:tab/>
+      </w:r>
+      <w:r>
+        <w:rPr>
+          <w:rFonts w:hint="default" w:ascii="Times New Roman" w:hAnsi="Times New Roman" w:cs="Times New Roman"/>
+          <w:sz w:val="24"/>
+          <w:szCs w:val="24"/>
+          <w:lang w:val="en-US"/>
+        </w:rPr>
+        <w:tab/>
+      </w:r>
+      <w:r>
+        <w:rPr>
+          <w:rFonts w:hint="default" w:ascii="Times New Roman" w:hAnsi="Times New Roman" w:cs="Times New Roman"/>
+          <w:sz w:val="24"/>
+          <w:szCs w:val="24"/>
+          <w:lang w:val="en-US"/>
+        </w:rPr>
+        <w:tab/>
+      </w:r>
+      <w:r>
+        <w:rPr>
+          <w:rFonts w:hint="default" w:ascii="Times New Roman" w:hAnsi="Times New Roman" w:cs="Times New Roman"/>
+          <w:sz w:val="24"/>
+          <w:szCs w:val="24"/>
+          <w:lang w:val="en-US"/>
+        </w:rPr>
+        <w:tab/>
+      </w:r>
+      <w:r>
+        <w:rPr>
+          <w:rFonts w:hint="default" w:ascii="Times New Roman" w:hAnsi="Times New Roman" w:cs="Times New Roman"/>
+          <w:sz w:val="24"/>
+          <w:szCs w:val="24"/>
+          <w:lang w:val="en-US"/>
+        </w:rPr>
+        <w:tab/>
       </w:r>
       <w:r>
         <w:rPr>
@@ -850,20 +1025,46 @@
           <w:ilvl w:val="0"/>
           <w:numId w:val="0"/>
         </w:numPr>
-        <w:ind w:leftChars="0" w:firstLine="708" w:firstLineChars="0"/>
-        <w:rPr>
-          <w:rFonts w:hint="default" w:ascii="Times New Roman" w:hAnsi="Times New Roman" w:cs="Times New Roman"/>
-          <w:sz w:val="24"/>
-          <w:szCs w:val="24"/>
-        </w:rPr>
-      </w:pPr>
-      <w:r>
-        <w:rPr>
-          <w:rFonts w:hint="default" w:ascii="Times New Roman" w:hAnsi="Times New Roman" w:cs="Times New Roman"/>
-          <w:sz w:val="24"/>
-          <w:szCs w:val="24"/>
-        </w:rPr>
-        <w:t>Echéance TTC                                                   </w:t>
+        <w:rPr>
+          <w:rFonts w:hint="default" w:ascii="Times New Roman" w:hAnsi="Times New Roman" w:cs="Times New Roman"/>
+          <w:sz w:val="24"/>
+          <w:szCs w:val="24"/>
+        </w:rPr>
+      </w:pPr>
+      <w:r>
+        <w:rPr>
+          <w:rFonts w:hint="default" w:ascii="Times New Roman" w:hAnsi="Times New Roman" w:cs="Times New Roman"/>
+          <w:sz w:val="24"/>
+          <w:szCs w:val="24"/>
+        </w:rPr>
+        <w:t>Echéance TTC</w:t>
+      </w:r>
+      <w:r>
+        <w:rPr>
+          <w:rFonts w:hint="default" w:ascii="Times New Roman" w:hAnsi="Times New Roman" w:cs="Times New Roman"/>
+          <w:sz w:val="24"/>
+          <w:szCs w:val="24"/>
+          <w:lang w:val="en-US"/>
+        </w:rPr>
+        <w:tab/>
+      </w:r>
+      <w:r>
+        <w:rPr>
+          <w:rFonts w:hint="default" w:ascii="Times New Roman" w:hAnsi="Times New Roman" w:cs="Times New Roman"/>
+          <w:sz w:val="24"/>
+          <w:szCs w:val="24"/>
+          <w:lang w:val="en-US"/>
+        </w:rPr>
+        <w:tab/>
+      </w:r>
+      <w:r>
+        <w:rPr>
+          <w:rFonts w:hint="default" w:ascii="Times New Roman" w:hAnsi="Times New Roman" w:cs="Times New Roman"/>
+          <w:sz w:val="24"/>
+          <w:szCs w:val="24"/>
+          <w:lang w:val="en-US"/>
+        </w:rPr>
+        <w:tab/>
       </w:r>
       <w:r>
         <w:rPr>
@@ -907,7 +1108,6 @@
           <w:ilvl w:val="0"/>
           <w:numId w:val="0"/>
         </w:numPr>
-        <w:ind w:leftChars="0" w:firstLine="708" w:firstLineChars="0"/>
         <w:rPr>
           <w:rFonts w:hint="default" w:ascii="Times New Roman" w:hAnsi="Times New Roman" w:cs="Times New Roman"/>
           <w:sz w:val="24"/>
@@ -981,19 +1181,7 @@
           <w:szCs w:val="24"/>
           <w:lang w:val="en-US"/>
         </w:rPr>
-        <w:tab/>
-        <w:t xml:space="preserve">: </w:t>
-      </w:r>
-      <w:bookmarkStart w:id="3" w:name="_GoBack"/>
-      <w:bookmarkEnd w:id="3"/>
-      <w:r>
-        <w:rPr>
-          <w:rFonts w:hint="default" w:ascii="Times New Roman" w:hAnsi="Times New Roman" w:cs="Times New Roman"/>
-          <w:sz w:val="24"/>
-          <w:szCs w:val="24"/>
-          <w:lang w:val="en-US"/>
-        </w:rPr>
-        <w:t>${administrative_fees_percentage.value}</w:t>
+        <w:t>:${administrative_fees_percentage.value}</w:t>
       </w:r>
       <w:r>
         <w:rPr>
@@ -1011,20 +1199,46 @@
           <w:ilvl w:val="0"/>
           <w:numId w:val="0"/>
         </w:numPr>
-        <w:ind w:leftChars="0" w:firstLine="708" w:firstLineChars="0"/>
-        <w:rPr>
-          <w:rFonts w:hint="default" w:ascii="Times New Roman" w:hAnsi="Times New Roman" w:cs="Times New Roman"/>
-          <w:sz w:val="24"/>
-          <w:szCs w:val="24"/>
-        </w:rPr>
-      </w:pPr>
-      <w:r>
-        <w:rPr>
-          <w:rFonts w:hint="default" w:ascii="Times New Roman" w:hAnsi="Times New Roman" w:cs="Times New Roman"/>
-          <w:sz w:val="24"/>
-          <w:szCs w:val="24"/>
-        </w:rPr>
-        <w:t xml:space="preserve">Prime d’assurance                                             </w:t>
+        <w:rPr>
+          <w:rFonts w:hint="default" w:ascii="Times New Roman" w:hAnsi="Times New Roman" w:cs="Times New Roman"/>
+          <w:sz w:val="24"/>
+          <w:szCs w:val="24"/>
+        </w:rPr>
+      </w:pPr>
+      <w:r>
+        <w:rPr>
+          <w:rFonts w:hint="default" w:ascii="Times New Roman" w:hAnsi="Times New Roman" w:cs="Times New Roman"/>
+          <w:sz w:val="24"/>
+          <w:szCs w:val="24"/>
+        </w:rPr>
+        <w:t>Prime d’assurance</w:t>
+      </w:r>
+      <w:r>
+        <w:rPr>
+          <w:rFonts w:hint="default" w:ascii="Times New Roman" w:hAnsi="Times New Roman" w:cs="Times New Roman"/>
+          <w:sz w:val="24"/>
+          <w:szCs w:val="24"/>
+          <w:lang w:val="en-US"/>
+        </w:rPr>
+        <w:tab/>
+      </w:r>
+      <w:r>
+        <w:rPr>
+          <w:rFonts w:hint="default" w:ascii="Times New Roman" w:hAnsi="Times New Roman" w:cs="Times New Roman"/>
+          <w:sz w:val="24"/>
+          <w:szCs w:val="24"/>
+          <w:lang w:val="en-US"/>
+        </w:rPr>
+        <w:tab/>
+      </w:r>
+      <w:r>
+        <w:rPr>
+          <w:rFonts w:hint="default" w:ascii="Times New Roman" w:hAnsi="Times New Roman" w:cs="Times New Roman"/>
+          <w:sz w:val="24"/>
+          <w:szCs w:val="24"/>
+          <w:lang w:val="en-US"/>
+        </w:rPr>
+        <w:tab/>
       </w:r>
       <w:r>
         <w:rPr>
@@ -1050,24 +1264,13 @@
           <w:szCs w:val="24"/>
           <w:lang w:val="en-US"/>
         </w:rPr>
-        <w:t>${insurance_premium} F CFA</w:t>
+        <w:t>« selon la grille de l’assureur »</w:t>
       </w:r>
     </w:p>
     <w:p>
       <w:pPr>
         <w:pStyle w:val="10"/>
-        <w:numPr>
-          <w:ilvl w:val="0"/>
-          <w:numId w:val="0"/>
-        </w:numPr>
-        <w:ind w:leftChars="0" w:firstLine="708" w:firstLineChars="0"/>
-        <w:rPr>
-          <w:rFonts w:hint="default" w:ascii="Times New Roman" w:hAnsi="Times New Roman" w:cs="Times New Roman"/>
-          <w:sz w:val="24"/>
-          <w:szCs w:val="24"/>
-        </w:rPr>
-      </w:pPr>
-      <w:r>
+        <w:ind w:left="0" w:leftChars="0" w:firstLine="0" w:firstLineChars="0"/>
         <w:rPr>
           <w:rFonts w:hint="default" w:ascii="Times New Roman" w:hAnsi="Times New Roman" w:cs="Times New Roman"/>
           <w:b w:val="0"/>
@@ -1075,15 +1278,16 @@
           <w:shd w:val="clear" w:fill="auto"/>
           <w:lang w:val="en-US"/>
         </w:rPr>
+      </w:pPr>
+      <w:r>
+        <w:rPr>
+          <w:rFonts w:hint="default" w:ascii="Times New Roman" w:hAnsi="Times New Roman" w:cs="Times New Roman"/>
+          <w:b w:val="0"/>
+          <w:bCs/>
+          <w:shd w:val="clear" w:fill="auto"/>
+          <w:lang w:val="en-US"/>
+        </w:rPr>
         <w:t>${line_review_bonus}</w:t>
-      </w:r>
-      <w:r>
-        <w:rPr>
-          <w:rFonts w:hint="default" w:ascii="Times New Roman" w:hAnsi="Times New Roman" w:cs="Times New Roman"/>
-          <w:sz w:val="24"/>
-          <w:szCs w:val="24"/>
-        </w:rPr>
-        <w:t xml:space="preserve"> </w:t>
       </w:r>
     </w:p>
     <w:p>
@@ -1096,6 +1300,8 @@
           <w:szCs w:val="24"/>
         </w:rPr>
       </w:pPr>
+      <w:bookmarkStart w:id="3" w:name="_GoBack"/>
+      <w:bookmarkEnd w:id="3"/>
     </w:p>
     <w:p>
       <w:pPr>
@@ -1175,16 +1381,16 @@
           <w:sz w:val="24"/>
           <w:szCs w:val="24"/>
         </w:rPr>
-        <w:t>${type_of_guarantee.name} de ${value}</w:t>
-      </w:r>
-      <w:r>
-        <w:rPr>
-          <w:rFonts w:hint="default" w:ascii="Times New Roman" w:hAnsi="Times New Roman" w:cs="Times New Roman"/>
-          <w:sz w:val="24"/>
-          <w:szCs w:val="24"/>
-          <w:lang w:val="en-US"/>
-        </w:rPr>
-        <w:t xml:space="preserve"> FCFA: </w:t>
+        <w:t xml:space="preserve">${type_of_guarantee.name} </w:t>
+      </w:r>
+      <w:r>
+        <w:rPr>
+          <w:rFonts w:hint="default" w:ascii="Times New Roman" w:hAnsi="Times New Roman" w:cs="Times New Roman"/>
+          <w:sz w:val="24"/>
+          <w:szCs w:val="24"/>
+          <w:lang w:val="en-US"/>
+        </w:rPr>
+        <w:t xml:space="preserve">: </w:t>
       </w:r>
       <w:r>
         <w:rPr>

--- a/document_templates/PVs/PV-waiting-head_credit.docx
+++ b/document_templates/PVs/PV-waiting-head_credit.docx
@@ -124,6 +124,47 @@
     <w:p>
       <w:pPr>
         <w:rPr>
+          <w:rFonts w:hint="default" w:ascii="Times New Roman" w:hAnsi="Times New Roman" w:eastAsia="Times New Roman" w:cs="Times New Roman"/>
+          <w:bCs/>
+          <w:sz w:val="24"/>
+          <w:szCs w:val="24"/>
+          <w:lang w:val="it-IT" w:eastAsia="fr-FR"/>
+        </w:rPr>
+      </w:pPr>
+      <w:r>
+        <w:rPr>
+          <w:rFonts w:hint="default" w:ascii="Times New Roman" w:hAnsi="Times New Roman" w:eastAsia="Times New Roman" w:cs="Times New Roman"/>
+          <w:bCs/>
+          <w:sz w:val="24"/>
+          <w:szCs w:val="24"/>
+          <w:lang w:val="it-IT" w:eastAsia="fr-FR"/>
+        </w:rPr>
+        <w:t xml:space="preserve">Analyste                                                        </w:t>
+      </w:r>
+      <w:r>
+        <w:rPr>
+          <w:rFonts w:hint="default" w:ascii="Times New Roman" w:hAnsi="Times New Roman" w:eastAsia="Times New Roman" w:cs="Times New Roman"/>
+          <w:bCs/>
+          <w:sz w:val="24"/>
+          <w:szCs w:val="24"/>
+          <w:lang w:val="it-IT" w:eastAsia="fr-FR"/>
+        </w:rPr>
+        <w:tab/>
+      </w:r>
+      <w:r>
+        <w:rPr>
+          <w:rFonts w:hint="default" w:ascii="Times New Roman" w:hAnsi="Times New Roman" w:eastAsia="Times New Roman" w:cs="Times New Roman"/>
+          <w:bCs/>
+          <w:sz w:val="24"/>
+          <w:szCs w:val="24"/>
+          <w:lang w:val="it-IT" w:eastAsia="fr-FR"/>
+        </w:rPr>
+        <w:t>: ${credit_analyst.full_name}</w:t>
+      </w:r>
+    </w:p>
+    <w:p>
+      <w:pPr>
+        <w:rPr>
           <w:rFonts w:hint="default" w:ascii="Times New Roman" w:hAnsi="Times New Roman" w:cs="Times New Roman"/>
           <w:b/>
           <w:bCs/>
@@ -147,49 +188,22 @@
           <w:bCs/>
           <w:sz w:val="24"/>
           <w:szCs w:val="24"/>
-          <w:lang w:val="en-US" w:eastAsia="fr-FR"/>
-        </w:rPr>
-        <w:tab/>
-      </w:r>
-      <w:r>
-        <w:rPr>
-          <w:rFonts w:hint="default" w:ascii="Times New Roman" w:hAnsi="Times New Roman" w:eastAsia="Times New Roman" w:cs="Times New Roman"/>
-          <w:bCs/>
-          <w:sz w:val="24"/>
-          <w:szCs w:val="24"/>
           <w:lang w:eastAsia="fr-FR"/>
         </w:rPr>
-        <w:t xml:space="preserve">: </w:t>
-      </w:r>
-      <w:r>
-        <w:rPr>
-          <w:rFonts w:hint="default" w:ascii="Times New Roman" w:hAnsi="Times New Roman" w:cs="Times New Roman"/>
-          <w:b w:val="0"/>
-          <w:bCs w:val="0"/>
-          <w:shd w:val="clear" w:color="auto" w:fill="FFFFFF"/>
-          <w:lang w:val="en-US"/>
-        </w:rPr>
-        <w:t>${</w:t>
-      </w:r>
-      <w:r>
-        <w:rPr>
-          <w:rFonts w:hint="default" w:ascii="Times New Roman" w:hAnsi="Times New Roman" w:cs="Times New Roman"/>
-          <w:b w:val="0"/>
-          <w:bCs w:val="0"/>
-          <w:shd w:val="clear" w:color="auto" w:fill="FFFFFF"/>
-        </w:rPr>
-        <w:t>applicant_full_name</w:t>
-      </w:r>
-      <w:r>
-        <w:rPr>
-          <w:rFonts w:hint="default" w:ascii="Times New Roman" w:hAnsi="Times New Roman" w:cs="Times New Roman"/>
-          <w:b w:val="0"/>
-          <w:bCs w:val="0"/>
-          <w:shd w:val="clear" w:color="auto" w:fill="FFFFFF"/>
-          <w:lang w:val="en-US"/>
-        </w:rPr>
-        <w:t>}</w:t>
-      </w:r>
+        <w:tab/>
+      </w:r>
+      <w:r>
+        <w:rPr>
+          <w:rFonts w:hint="default" w:ascii="Times New Roman" w:hAnsi="Times New Roman" w:eastAsia="Times New Roman" w:cs="Times New Roman"/>
+          <w:bCs/>
+          <w:sz w:val="24"/>
+          <w:szCs w:val="24"/>
+          <w:lang w:eastAsia="fr-FR"/>
+        </w:rPr>
+        <w:t>: ${entity_name}</w:t>
+      </w:r>
+      <w:bookmarkStart w:id="3" w:name="_GoBack"/>
+      <w:bookmarkEnd w:id="3"/>
     </w:p>
     <w:p>
       <w:pPr>
@@ -1300,8 +1314,6 @@
           <w:szCs w:val="24"/>
         </w:rPr>
       </w:pPr>
-      <w:bookmarkStart w:id="3" w:name="_GoBack"/>
-      <w:bookmarkEnd w:id="3"/>
     </w:p>
     <w:p>
       <w:pPr>

--- a/document_templates/PVs/PV-waiting-head_credit.docx
+++ b/document_templates/PVs/PV-waiting-head_credit.docx
@@ -202,8 +202,6 @@
         </w:rPr>
         <w:t>: ${entity_name}</w:t>
       </w:r>
-      <w:bookmarkStart w:id="3" w:name="_GoBack"/>
-      <w:bookmarkEnd w:id="3"/>
     </w:p>
     <w:p>
       <w:pPr>
@@ -1051,68 +1049,78 @@
           <w:sz w:val="24"/>
           <w:szCs w:val="24"/>
         </w:rPr>
-        <w:t>Echéance TTC</w:t>
-      </w:r>
-      <w:r>
-        <w:rPr>
-          <w:rFonts w:hint="default" w:ascii="Times New Roman" w:hAnsi="Times New Roman" w:cs="Times New Roman"/>
-          <w:sz w:val="24"/>
-          <w:szCs w:val="24"/>
-          <w:lang w:val="en-US"/>
-        </w:rPr>
-        <w:tab/>
-      </w:r>
-      <w:r>
-        <w:rPr>
-          <w:rFonts w:hint="default" w:ascii="Times New Roman" w:hAnsi="Times New Roman" w:cs="Times New Roman"/>
-          <w:sz w:val="24"/>
-          <w:szCs w:val="24"/>
-          <w:lang w:val="en-US"/>
-        </w:rPr>
-        <w:tab/>
-      </w:r>
-      <w:r>
-        <w:rPr>
-          <w:rFonts w:hint="default" w:ascii="Times New Roman" w:hAnsi="Times New Roman" w:cs="Times New Roman"/>
-          <w:sz w:val="24"/>
-          <w:szCs w:val="24"/>
-          <w:lang w:val="en-US"/>
-        </w:rPr>
-        <w:tab/>
-      </w:r>
-      <w:r>
-        <w:rPr>
-          <w:rFonts w:hint="default" w:ascii="Times New Roman" w:hAnsi="Times New Roman" w:cs="Times New Roman"/>
-          <w:sz w:val="24"/>
-          <w:szCs w:val="24"/>
-          <w:lang w:val="en-US"/>
-        </w:rPr>
-        <w:tab/>
-      </w:r>
-      <w:r>
-        <w:rPr>
-          <w:rFonts w:hint="default" w:ascii="Times New Roman" w:hAnsi="Times New Roman" w:cs="Times New Roman"/>
-          <w:sz w:val="24"/>
-          <w:szCs w:val="24"/>
-        </w:rPr>
-        <w:t xml:space="preserve">: </w:t>
-      </w:r>
-      <w:r>
-        <w:rPr>
-          <w:rFonts w:hint="default" w:ascii="Times New Roman" w:hAnsi="Times New Roman" w:cs="Times New Roman"/>
-          <w:sz w:val="24"/>
-          <w:szCs w:val="24"/>
-          <w:lang w:val="en-US"/>
-        </w:rPr>
-        <w:t>${due_amount}</w:t>
-      </w:r>
-      <w:r>
-        <w:rPr>
-          <w:rFonts w:hint="default" w:ascii="Times New Roman" w:hAnsi="Times New Roman" w:cs="Times New Roman"/>
-          <w:sz w:val="24"/>
-          <w:szCs w:val="24"/>
-        </w:rPr>
-        <w:t xml:space="preserve"> FCFA</w:t>
+        <w:t>Frais de dossier</w:t>
+      </w:r>
+      <w:r>
+        <w:rPr>
+          <w:rFonts w:hint="default" w:ascii="Times New Roman" w:hAnsi="Times New Roman" w:cs="Times New Roman"/>
+          <w:sz w:val="24"/>
+          <w:szCs w:val="24"/>
+          <w:lang w:val="en-US"/>
+        </w:rPr>
+        <w:t xml:space="preserve"> Hors Taxe </w:t>
+      </w:r>
+      <w:bookmarkStart w:id="3" w:name="_GoBack"/>
+      <w:bookmarkEnd w:id="3"/>
+      <w:r>
+        <w:rPr>
+          <w:rFonts w:hint="default" w:ascii="Times New Roman" w:hAnsi="Times New Roman" w:cs="Times New Roman"/>
+          <w:sz w:val="24"/>
+          <w:szCs w:val="24"/>
+        </w:rPr>
+        <w:t>(</w:t>
+      </w:r>
+      <w:r>
+        <w:rPr>
+          <w:rFonts w:hint="default" w:ascii="Times New Roman" w:hAnsi="Times New Roman" w:cs="Times New Roman"/>
+          <w:sz w:val="24"/>
+          <w:szCs w:val="24"/>
+          <w:lang w:val="en-US"/>
+        </w:rPr>
+        <w:t>${administrative_fees_percentage}</w:t>
+      </w:r>
+      <w:r>
+        <w:rPr>
+          <w:rFonts w:hint="default" w:ascii="Times New Roman" w:hAnsi="Times New Roman" w:cs="Times New Roman"/>
+          <w:sz w:val="24"/>
+          <w:szCs w:val="24"/>
+        </w:rPr>
+        <w:t>%)</w:t>
+      </w:r>
+      <w:r>
+        <w:rPr>
+          <w:rFonts w:hint="default" w:ascii="Times New Roman" w:hAnsi="Times New Roman" w:cs="Times New Roman"/>
+          <w:sz w:val="24"/>
+          <w:szCs w:val="24"/>
+          <w:lang w:val="en-US"/>
+        </w:rPr>
+        <w:tab/>
+      </w:r>
+      <w:r>
+        <w:rPr>
+          <w:rFonts w:hint="default" w:ascii="Times New Roman" w:hAnsi="Times New Roman" w:cs="Times New Roman"/>
+          <w:sz w:val="24"/>
+          <w:szCs w:val="24"/>
+          <w:lang w:val="en-US"/>
+        </w:rPr>
+        <w:tab/>
+      </w:r>
+      <w:r>
+        <w:rPr>
+          <w:rFonts w:hint="default" w:ascii="Times New Roman" w:hAnsi="Times New Roman" w:cs="Times New Roman"/>
+          <w:sz w:val="24"/>
+          <w:szCs w:val="24"/>
+          <w:lang w:val="en-US"/>
+        </w:rPr>
+        <w:t>: ${administrative_fees_percentage.value}</w:t>
+      </w:r>
+      <w:r>
+        <w:rPr>
+          <w:rFonts w:hint="default" w:ascii="Times New Roman" w:hAnsi="Times New Roman" w:cs="Times New Roman"/>
+          <w:sz w:val="24"/>
+          <w:szCs w:val="24"/>
+        </w:rPr>
+        <w:t xml:space="preserve"> F CFA</w:t>
       </w:r>
     </w:p>
     <w:p>
@@ -1134,97 +1142,6 @@
           <w:sz w:val="24"/>
           <w:szCs w:val="24"/>
         </w:rPr>
-        <w:t>Frais de dossier</w:t>
-      </w:r>
-      <w:r>
-        <w:rPr>
-          <w:rFonts w:hint="default" w:ascii="Times New Roman" w:hAnsi="Times New Roman" w:cs="Times New Roman"/>
-          <w:sz w:val="24"/>
-          <w:szCs w:val="24"/>
-          <w:lang w:val="en-US"/>
-        </w:rPr>
-        <w:t xml:space="preserve"> Hors Taxe</w:t>
-      </w:r>
-      <w:r>
-        <w:rPr>
-          <w:rFonts w:hint="default" w:ascii="Times New Roman" w:hAnsi="Times New Roman" w:cs="Times New Roman"/>
-          <w:sz w:val="24"/>
-          <w:szCs w:val="24"/>
-        </w:rPr>
-        <w:t>(</w:t>
-      </w:r>
-      <w:r>
-        <w:rPr>
-          <w:rFonts w:hint="default" w:ascii="Times New Roman" w:hAnsi="Times New Roman" w:cs="Times New Roman"/>
-          <w:sz w:val="24"/>
-          <w:szCs w:val="24"/>
-          <w:lang w:val="en-US"/>
-        </w:rPr>
-        <w:t>${administrative_fees_percentage}</w:t>
-      </w:r>
-      <w:r>
-        <w:rPr>
-          <w:rFonts w:hint="default" w:ascii="Times New Roman" w:hAnsi="Times New Roman" w:cs="Times New Roman"/>
-          <w:sz w:val="24"/>
-          <w:szCs w:val="24"/>
-        </w:rPr>
-        <w:t>%)</w:t>
-      </w:r>
-      <w:r>
-        <w:rPr>
-          <w:rFonts w:hint="default" w:ascii="Times New Roman" w:hAnsi="Times New Roman" w:cs="Times New Roman"/>
-          <w:sz w:val="24"/>
-          <w:szCs w:val="24"/>
-          <w:lang w:val="en-US"/>
-        </w:rPr>
-        <w:tab/>
-      </w:r>
-      <w:r>
-        <w:rPr>
-          <w:rFonts w:hint="default" w:ascii="Times New Roman" w:hAnsi="Times New Roman" w:cs="Times New Roman"/>
-          <w:sz w:val="24"/>
-          <w:szCs w:val="24"/>
-          <w:lang w:val="en-US"/>
-        </w:rPr>
-        <w:tab/>
-      </w:r>
-      <w:r>
-        <w:rPr>
-          <w:rFonts w:hint="default" w:ascii="Times New Roman" w:hAnsi="Times New Roman" w:cs="Times New Roman"/>
-          <w:sz w:val="24"/>
-          <w:szCs w:val="24"/>
-          <w:lang w:val="en-US"/>
-        </w:rPr>
-        <w:t>:${administrative_fees_percentage.value}</w:t>
-      </w:r>
-      <w:r>
-        <w:rPr>
-          <w:rFonts w:hint="default" w:ascii="Times New Roman" w:hAnsi="Times New Roman" w:cs="Times New Roman"/>
-          <w:sz w:val="24"/>
-          <w:szCs w:val="24"/>
-        </w:rPr>
-        <w:t xml:space="preserve"> F CFA</w:t>
-      </w:r>
-    </w:p>
-    <w:p>
-      <w:pPr>
-        <w:pStyle w:val="10"/>
-        <w:numPr>
-          <w:ilvl w:val="0"/>
-          <w:numId w:val="0"/>
-        </w:numPr>
-        <w:rPr>
-          <w:rFonts w:hint="default" w:ascii="Times New Roman" w:hAnsi="Times New Roman" w:cs="Times New Roman"/>
-          <w:sz w:val="24"/>
-          <w:szCs w:val="24"/>
-        </w:rPr>
-      </w:pPr>
-      <w:r>
-        <w:rPr>
-          <w:rFonts w:hint="default" w:ascii="Times New Roman" w:hAnsi="Times New Roman" w:cs="Times New Roman"/>
-          <w:sz w:val="24"/>
-          <w:szCs w:val="24"/>
-        </w:rPr>
         <w:t>Prime d’assurance</w:t>
       </w:r>
       <w:r>
@@ -1278,7 +1195,7 @@
           <w:szCs w:val="24"/>
           <w:lang w:val="en-US"/>
         </w:rPr>
-        <w:t>« selon la grille de l’assureur »</w:t>
+        <w:t>selon la grille de l’assureur</w:t>
       </w:r>
     </w:p>
     <w:p>

--- a/document_templates/PVs/PV-waiting-head_credit.docx
+++ b/document_templates/PVs/PV-waiting-head_credit.docx
@@ -1060,8 +1060,6 @@
         </w:rPr>
         <w:t xml:space="preserve"> Hors Taxe </w:t>
       </w:r>
-      <w:bookmarkStart w:id="3" w:name="_GoBack"/>
-      <w:bookmarkEnd w:id="3"/>
       <w:r>
         <w:rPr>
           <w:rFonts w:hint="default" w:ascii="Times New Roman" w:hAnsi="Times New Roman" w:cs="Times New Roman"/>
@@ -1212,14 +1210,66 @@
       </w:pPr>
       <w:r>
         <w:rPr>
-          <w:rFonts w:hint="default" w:ascii="Times New Roman" w:hAnsi="Times New Roman" w:cs="Times New Roman"/>
+          <w:rFonts w:ascii="Times New Roman" w:hAnsi="Times New Roman" w:cs="Times New Roman"/>
           <w:b w:val="0"/>
           <w:bCs/>
+          <w:sz w:val="24"/>
+          <w:szCs w:val="24"/>
           <w:shd w:val="clear" w:fill="auto"/>
           <w:lang w:val="en-US"/>
         </w:rPr>
         <w:t>${line_review_bonus}</w:t>
       </w:r>
+      <w:r>
+        <w:rPr>
+          <w:rFonts w:ascii="Times New Roman" w:hAnsi="Times New Roman" w:cs="Times New Roman"/>
+          <w:b w:val="0"/>
+          <w:bCs/>
+          <w:sz w:val="24"/>
+          <w:szCs w:val="24"/>
+          <w:shd w:val="clear" w:fill="auto"/>
+          <w:lang w:val="en-US"/>
+        </w:rPr>
+        <w:tab/>
+      </w:r>
+      <w:r>
+        <w:rPr>
+          <w:rFonts w:ascii="Times New Roman" w:hAnsi="Times New Roman" w:cs="Times New Roman"/>
+          <w:b w:val="0"/>
+          <w:bCs/>
+          <w:sz w:val="24"/>
+          <w:szCs w:val="24"/>
+          <w:shd w:val="clear" w:fill="auto"/>
+          <w:lang w:val="en-US"/>
+        </w:rPr>
+        <w:tab/>
+      </w:r>
+      <w:r>
+        <w:rPr>
+          <w:rFonts w:hint="default" w:ascii="Times New Roman" w:hAnsi="Times New Roman" w:cs="Times New Roman"/>
+          <w:b w:val="0"/>
+          <w:bCs/>
+          <w:sz w:val="24"/>
+          <w:szCs w:val="24"/>
+          <w:shd w:val="clear" w:fill="auto"/>
+          <w:lang w:val="en-US"/>
+        </w:rPr>
+        <w:tab/>
+      </w:r>
+      <w:r>
+        <w:rPr>
+          <w:rFonts w:ascii="Times New Roman" w:hAnsi="Times New Roman" w:cs="Times New Roman"/>
+          <w:b w:val="0"/>
+          <w:bCs/>
+          <w:sz w:val="24"/>
+          <w:szCs w:val="24"/>
+          <w:shd w:val="clear" w:fill="auto"/>
+          <w:lang w:val="en-US"/>
+        </w:rPr>
+        <w:t>${line_review_bonus_value}</w:t>
+      </w:r>
+      <w:bookmarkStart w:id="3" w:name="_GoBack"/>
+      <w:bookmarkEnd w:id="3"/>
     </w:p>
     <w:p>
       <w:pPr>

--- a/document_templates/PVs/PV-waiting-head_credit.docx
+++ b/document_templates/PVs/PV-waiting-head_credit.docx
@@ -1132,6 +1132,7 @@
           <w:rFonts w:hint="default" w:ascii="Times New Roman" w:hAnsi="Times New Roman" w:cs="Times New Roman"/>
           <w:sz w:val="24"/>
           <w:szCs w:val="24"/>
+          <w:lang w:val="en-US"/>
         </w:rPr>
       </w:pPr>
       <w:r>
@@ -1195,6 +1196,93 @@
         </w:rPr>
         <w:t>selon la grille de l’assureur</w:t>
       </w:r>
+    </w:p>
+    <w:p>
+      <w:pPr>
+        <w:pStyle w:val="10"/>
+        <w:numPr>
+          <w:ilvl w:val="0"/>
+          <w:numId w:val="0"/>
+        </w:numPr>
+        <w:rPr>
+          <w:rFonts w:hint="default" w:ascii="Times New Roman" w:hAnsi="Times New Roman" w:cs="Times New Roman"/>
+          <w:sz w:val="24"/>
+          <w:szCs w:val="24"/>
+          <w:lang w:val="en-US"/>
+        </w:rPr>
+      </w:pPr>
+      <w:r>
+        <w:rPr>
+          <w:rFonts w:hint="default" w:ascii="Times New Roman" w:hAnsi="Times New Roman" w:cs="Times New Roman"/>
+          <w:sz w:val="24"/>
+          <w:szCs w:val="24"/>
+        </w:rPr>
+        <w:t>Prime d</w:t>
+      </w:r>
+      <w:r>
+        <w:rPr>
+          <w:rFonts w:hint="default" w:ascii="Times New Roman" w:hAnsi="Times New Roman" w:cs="Times New Roman"/>
+          <w:sz w:val="24"/>
+          <w:szCs w:val="24"/>
+          <w:lang w:val="en-US"/>
+        </w:rPr>
+        <w:t>e risque</w:t>
+      </w:r>
+      <w:r>
+        <w:rPr>
+          <w:rFonts w:hint="default" w:ascii="Times New Roman" w:hAnsi="Times New Roman" w:cs="Times New Roman"/>
+          <w:sz w:val="24"/>
+          <w:szCs w:val="24"/>
+          <w:lang w:val="en-US"/>
+        </w:rPr>
+        <w:tab/>
+      </w:r>
+      <w:r>
+        <w:rPr>
+          <w:rFonts w:hint="default" w:ascii="Times New Roman" w:hAnsi="Times New Roman" w:cs="Times New Roman"/>
+          <w:sz w:val="24"/>
+          <w:szCs w:val="24"/>
+          <w:lang w:val="en-US"/>
+        </w:rPr>
+        <w:tab/>
+      </w:r>
+      <w:r>
+        <w:rPr>
+          <w:rFonts w:hint="default" w:ascii="Times New Roman" w:hAnsi="Times New Roman" w:cs="Times New Roman"/>
+          <w:sz w:val="24"/>
+          <w:szCs w:val="24"/>
+          <w:lang w:val="en-US"/>
+        </w:rPr>
+        <w:tab/>
+      </w:r>
+      <w:r>
+        <w:rPr>
+          <w:rFonts w:hint="default" w:ascii="Times New Roman" w:hAnsi="Times New Roman" w:cs="Times New Roman"/>
+          <w:sz w:val="24"/>
+          <w:szCs w:val="24"/>
+          <w:lang w:val="en-US"/>
+        </w:rPr>
+        <w:tab/>
+      </w:r>
+      <w:r>
+        <w:rPr>
+          <w:rFonts w:hint="default" w:ascii="Times New Roman" w:hAnsi="Times New Roman" w:cs="Times New Roman"/>
+          <w:sz w:val="24"/>
+          <w:szCs w:val="24"/>
+        </w:rPr>
+        <w:t xml:space="preserve">: </w:t>
+      </w:r>
+      <w:r>
+        <w:rPr>
+          <w:rFonts w:hint="default" w:ascii="Times New Roman" w:hAnsi="Times New Roman" w:cs="Times New Roman"/>
+          <w:sz w:val="24"/>
+          <w:szCs w:val="24"/>
+          <w:lang w:val="en-US"/>
+        </w:rPr>
+        <w:t>${risk_premium_percentage}%</w:t>
+      </w:r>
+      <w:bookmarkStart w:id="3" w:name="_GoBack"/>
+      <w:bookmarkEnd w:id="3"/>
     </w:p>
     <w:p>
       <w:pPr>
@@ -1268,8 +1356,6 @@
         </w:rPr>
         <w:t>${line_review_bonus_value}</w:t>
       </w:r>
-      <w:bookmarkStart w:id="3" w:name="_GoBack"/>
-      <w:bookmarkEnd w:id="3"/>
     </w:p>
     <w:p>
       <w:pPr>

--- a/document_templates/PVs/PV-waiting-head_credit.docx
+++ b/document_templates/PVs/PV-waiting-head_credit.docx
@@ -1124,249 +1124,296 @@
     <w:p>
       <w:pPr>
         <w:pStyle w:val="10"/>
-        <w:numPr>
-          <w:ilvl w:val="0"/>
-          <w:numId w:val="0"/>
-        </w:numPr>
-        <w:rPr>
-          <w:rFonts w:hint="default" w:ascii="Times New Roman" w:hAnsi="Times New Roman" w:cs="Times New Roman"/>
-          <w:sz w:val="24"/>
-          <w:szCs w:val="24"/>
-          <w:lang w:val="en-US"/>
-        </w:rPr>
-      </w:pPr>
-      <w:r>
-        <w:rPr>
-          <w:rFonts w:hint="default" w:ascii="Times New Roman" w:hAnsi="Times New Roman" w:cs="Times New Roman"/>
-          <w:sz w:val="24"/>
-          <w:szCs w:val="24"/>
-        </w:rPr>
-        <w:t>Prime d’assurance</w:t>
-      </w:r>
-      <w:r>
-        <w:rPr>
-          <w:rFonts w:hint="default" w:ascii="Times New Roman" w:hAnsi="Times New Roman" w:cs="Times New Roman"/>
-          <w:sz w:val="24"/>
-          <w:szCs w:val="24"/>
-          <w:lang w:val="en-US"/>
-        </w:rPr>
-        <w:tab/>
-      </w:r>
-      <w:r>
-        <w:rPr>
-          <w:rFonts w:hint="default" w:ascii="Times New Roman" w:hAnsi="Times New Roman" w:cs="Times New Roman"/>
-          <w:sz w:val="24"/>
-          <w:szCs w:val="24"/>
-          <w:lang w:val="en-US"/>
-        </w:rPr>
-        <w:tab/>
-      </w:r>
-      <w:r>
-        <w:rPr>
-          <w:rFonts w:hint="default" w:ascii="Times New Roman" w:hAnsi="Times New Roman" w:cs="Times New Roman"/>
-          <w:sz w:val="24"/>
-          <w:szCs w:val="24"/>
-          <w:lang w:val="en-US"/>
-        </w:rPr>
-        <w:tab/>
-      </w:r>
-      <w:r>
-        <w:rPr>
-          <w:rFonts w:hint="default" w:ascii="Times New Roman" w:hAnsi="Times New Roman" w:cs="Times New Roman"/>
-          <w:sz w:val="24"/>
-          <w:szCs w:val="24"/>
-          <w:lang w:val="en-US"/>
-        </w:rPr>
-        <w:tab/>
-      </w:r>
-      <w:r>
-        <w:rPr>
-          <w:rFonts w:hint="default" w:ascii="Times New Roman" w:hAnsi="Times New Roman" w:cs="Times New Roman"/>
-          <w:sz w:val="24"/>
-          <w:szCs w:val="24"/>
-        </w:rPr>
-        <w:t xml:space="preserve">: </w:t>
-      </w:r>
-      <w:r>
-        <w:rPr>
-          <w:rFonts w:hint="default" w:ascii="Times New Roman" w:hAnsi="Times New Roman" w:cs="Times New Roman"/>
-          <w:sz w:val="24"/>
-          <w:szCs w:val="24"/>
-          <w:lang w:val="en-US"/>
-        </w:rPr>
-        <w:t>selon la grille de l’assureur</w:t>
+        <w:ind w:left="0" w:leftChars="0" w:firstLine="0" w:firstLineChars="0"/>
+        <w:rPr>
+          <w:rFonts w:hint="default" w:ascii="Times New Roman" w:hAnsi="Times New Roman" w:cs="Times New Roman"/>
+          <w:sz w:val="24"/>
+          <w:szCs w:val="24"/>
+        </w:rPr>
+      </w:pPr>
+      <w:r>
+        <w:rPr>
+          <w:rFonts w:hint="default" w:ascii="Times New Roman" w:hAnsi="Times New Roman" w:cs="Times New Roman"/>
+          <w:sz w:val="24"/>
+          <w:szCs w:val="24"/>
+        </w:rPr>
+        <w:t>${insurance}</w:t>
       </w:r>
     </w:p>
     <w:p>
       <w:pPr>
         <w:pStyle w:val="10"/>
-        <w:numPr>
-          <w:ilvl w:val="0"/>
-          <w:numId w:val="0"/>
-        </w:numPr>
-        <w:rPr>
-          <w:rFonts w:hint="default" w:ascii="Times New Roman" w:hAnsi="Times New Roman" w:cs="Times New Roman"/>
-          <w:sz w:val="24"/>
-          <w:szCs w:val="24"/>
-          <w:lang w:val="en-US"/>
-        </w:rPr>
-      </w:pPr>
-      <w:r>
-        <w:rPr>
-          <w:rFonts w:hint="default" w:ascii="Times New Roman" w:hAnsi="Times New Roman" w:cs="Times New Roman"/>
-          <w:sz w:val="24"/>
-          <w:szCs w:val="24"/>
-        </w:rPr>
-        <w:t>Prime d</w:t>
-      </w:r>
-      <w:r>
-        <w:rPr>
-          <w:rFonts w:hint="default" w:ascii="Times New Roman" w:hAnsi="Times New Roman" w:cs="Times New Roman"/>
-          <w:sz w:val="24"/>
-          <w:szCs w:val="24"/>
-          <w:lang w:val="en-US"/>
-        </w:rPr>
-        <w:t>e risque</w:t>
-      </w:r>
-      <w:r>
-        <w:rPr>
-          <w:rFonts w:hint="default" w:ascii="Times New Roman" w:hAnsi="Times New Roman" w:cs="Times New Roman"/>
-          <w:sz w:val="24"/>
-          <w:szCs w:val="24"/>
-          <w:lang w:val="en-US"/>
-        </w:rPr>
-        <w:tab/>
-      </w:r>
-      <w:r>
-        <w:rPr>
-          <w:rFonts w:hint="default" w:ascii="Times New Roman" w:hAnsi="Times New Roman" w:cs="Times New Roman"/>
-          <w:sz w:val="24"/>
-          <w:szCs w:val="24"/>
-          <w:lang w:val="en-US"/>
-        </w:rPr>
-        <w:tab/>
-      </w:r>
-      <w:r>
-        <w:rPr>
-          <w:rFonts w:hint="default" w:ascii="Times New Roman" w:hAnsi="Times New Roman" w:cs="Times New Roman"/>
-          <w:sz w:val="24"/>
-          <w:szCs w:val="24"/>
-          <w:lang w:val="en-US"/>
-        </w:rPr>
-        <w:tab/>
-      </w:r>
-      <w:r>
-        <w:rPr>
-          <w:rFonts w:hint="default" w:ascii="Times New Roman" w:hAnsi="Times New Roman" w:cs="Times New Roman"/>
-          <w:sz w:val="24"/>
-          <w:szCs w:val="24"/>
-          <w:lang w:val="en-US"/>
-        </w:rPr>
-        <w:tab/>
-      </w:r>
-      <w:r>
-        <w:rPr>
-          <w:rFonts w:hint="default" w:ascii="Times New Roman" w:hAnsi="Times New Roman" w:cs="Times New Roman"/>
-          <w:sz w:val="24"/>
-          <w:szCs w:val="24"/>
-        </w:rPr>
-        <w:t xml:space="preserve">: </w:t>
-      </w:r>
-      <w:r>
-        <w:rPr>
-          <w:rFonts w:hint="default" w:ascii="Times New Roman" w:hAnsi="Times New Roman" w:cs="Times New Roman"/>
-          <w:sz w:val="24"/>
-          <w:szCs w:val="24"/>
-          <w:lang w:val="en-US"/>
-        </w:rPr>
-        <w:t>${risk_premium_percentage}%</w:t>
-      </w:r>
+        <w:ind w:left="0" w:leftChars="0" w:firstLine="0" w:firstLineChars="0"/>
+        <w:rPr>
+          <w:rFonts w:hint="default" w:ascii="Times New Roman" w:hAnsi="Times New Roman" w:cs="Times New Roman"/>
+          <w:sz w:val="24"/>
+          <w:szCs w:val="24"/>
+        </w:rPr>
+      </w:pPr>
+      <w:r>
+        <w:rPr>
+          <w:rFonts w:hint="default" w:ascii="Times New Roman" w:hAnsi="Times New Roman" w:cs="Times New Roman"/>
+          <w:sz w:val="24"/>
+          <w:szCs w:val="24"/>
+        </w:rPr>
+        <w:t xml:space="preserve">${key} </w:t>
+      </w:r>
+      <w:r>
+        <w:rPr>
+          <w:rFonts w:hint="default" w:ascii="Times New Roman" w:hAnsi="Times New Roman" w:cs="Times New Roman"/>
+          <w:sz w:val="24"/>
+          <w:szCs w:val="24"/>
+        </w:rPr>
+        <w:tab/>
+      </w:r>
+      <w:r>
+        <w:rPr>
+          <w:rFonts w:hint="default" w:ascii="Times New Roman" w:hAnsi="Times New Roman" w:cs="Times New Roman"/>
+          <w:sz w:val="24"/>
+          <w:szCs w:val="24"/>
+        </w:rPr>
+        <w:tab/>
+      </w:r>
+      <w:r>
+        <w:rPr>
+          <w:rFonts w:hint="default" w:ascii="Times New Roman" w:hAnsi="Times New Roman" w:cs="Times New Roman"/>
+          <w:sz w:val="24"/>
+          <w:szCs w:val="24"/>
+          <w:lang w:val="en-US"/>
+        </w:rPr>
+        <w:tab/>
+      </w:r>
+      <w:r>
+        <w:rPr>
+          <w:rFonts w:hint="default" w:ascii="Times New Roman" w:hAnsi="Times New Roman" w:cs="Times New Roman"/>
+          <w:sz w:val="24"/>
+          <w:szCs w:val="24"/>
+          <w:lang w:val="en-US"/>
+        </w:rPr>
+        <w:tab/>
+      </w:r>
+      <w:r>
+        <w:rPr>
+          <w:rFonts w:hint="default" w:ascii="Times New Roman" w:hAnsi="Times New Roman" w:cs="Times New Roman"/>
+          <w:sz w:val="24"/>
+          <w:szCs w:val="24"/>
+        </w:rPr>
+        <w:t>: ${value}</w:t>
+      </w:r>
+    </w:p>
+    <w:p>
+      <w:pPr>
+        <w:pStyle w:val="10"/>
+        <w:ind w:left="0" w:leftChars="0" w:firstLine="0" w:firstLineChars="0"/>
+        <w:rPr>
+          <w:rFonts w:hint="default" w:ascii="Times New Roman" w:hAnsi="Times New Roman" w:cs="Times New Roman"/>
+          <w:sz w:val="24"/>
+          <w:szCs w:val="24"/>
+        </w:rPr>
+      </w:pPr>
+      <w:r>
+        <w:rPr>
+          <w:rFonts w:hint="default" w:ascii="Times New Roman" w:hAnsi="Times New Roman" w:cs="Times New Roman"/>
+          <w:sz w:val="24"/>
+          <w:szCs w:val="24"/>
+        </w:rPr>
+        <w:t>${/insurance}</w:t>
+      </w:r>
+    </w:p>
+    <w:p>
+      <w:pPr>
+        <w:pStyle w:val="10"/>
+        <w:ind w:left="0" w:leftChars="0" w:firstLine="0" w:firstLineChars="0"/>
+        <w:rPr>
+          <w:rFonts w:hint="default" w:ascii="Times New Roman" w:hAnsi="Times New Roman" w:cs="Times New Roman"/>
+          <w:sz w:val="24"/>
+          <w:szCs w:val="24"/>
+        </w:rPr>
+      </w:pPr>
+      <w:r>
+        <w:rPr>
+          <w:rFonts w:hint="default" w:ascii="Times New Roman" w:hAnsi="Times New Roman" w:cs="Times New Roman"/>
+          <w:sz w:val="24"/>
+          <w:szCs w:val="24"/>
+        </w:rPr>
+        <w:t>${riskPremiumPercentage}</w:t>
+      </w:r>
+    </w:p>
+    <w:p>
+      <w:pPr>
+        <w:pStyle w:val="10"/>
+        <w:ind w:left="0" w:leftChars="0" w:firstLine="0" w:firstLineChars="0"/>
+        <w:rPr>
+          <w:rFonts w:hint="default" w:ascii="Times New Roman" w:hAnsi="Times New Roman" w:cs="Times New Roman"/>
+          <w:sz w:val="24"/>
+          <w:szCs w:val="24"/>
+        </w:rPr>
+      </w:pPr>
+      <w:r>
+        <w:rPr>
+          <w:rFonts w:hint="default" w:ascii="Times New Roman" w:hAnsi="Times New Roman" w:cs="Times New Roman"/>
+          <w:sz w:val="24"/>
+          <w:szCs w:val="24"/>
+        </w:rPr>
+        <w:t xml:space="preserve">${key} </w:t>
+      </w:r>
+      <w:r>
+        <w:rPr>
+          <w:rFonts w:hint="default" w:ascii="Times New Roman" w:hAnsi="Times New Roman" w:cs="Times New Roman"/>
+          <w:sz w:val="24"/>
+          <w:szCs w:val="24"/>
+        </w:rPr>
+        <w:tab/>
+      </w:r>
+      <w:r>
+        <w:rPr>
+          <w:rFonts w:hint="default" w:ascii="Times New Roman" w:hAnsi="Times New Roman" w:cs="Times New Roman"/>
+          <w:sz w:val="24"/>
+          <w:szCs w:val="24"/>
+        </w:rPr>
+        <w:tab/>
+      </w:r>
+      <w:r>
+        <w:rPr>
+          <w:rFonts w:hint="default" w:ascii="Times New Roman" w:hAnsi="Times New Roman" w:cs="Times New Roman"/>
+          <w:sz w:val="24"/>
+          <w:szCs w:val="24"/>
+          <w:lang w:val="en-US"/>
+        </w:rPr>
+        <w:tab/>
+      </w:r>
+      <w:r>
+        <w:rPr>
+          <w:rFonts w:hint="default" w:ascii="Times New Roman" w:hAnsi="Times New Roman" w:cs="Times New Roman"/>
+          <w:sz w:val="24"/>
+          <w:szCs w:val="24"/>
+        </w:rPr>
+        <w:t>: ${value}</w:t>
+      </w:r>
+    </w:p>
+    <w:p>
+      <w:pPr>
+        <w:pStyle w:val="10"/>
+        <w:ind w:left="0" w:leftChars="0" w:firstLine="0" w:firstLineChars="0"/>
+        <w:rPr>
+          <w:rFonts w:hint="default" w:ascii="Times New Roman" w:hAnsi="Times New Roman" w:cs="Times New Roman"/>
+          <w:sz w:val="24"/>
+          <w:szCs w:val="24"/>
+        </w:rPr>
+      </w:pPr>
+      <w:r>
+        <w:rPr>
+          <w:rFonts w:hint="default" w:ascii="Times New Roman" w:hAnsi="Times New Roman" w:cs="Times New Roman"/>
+          <w:sz w:val="24"/>
+          <w:szCs w:val="24"/>
+        </w:rPr>
+        <w:t>${/riskPremiumPercentage}</w:t>
+      </w:r>
+    </w:p>
+    <w:p>
+      <w:pPr>
+        <w:pStyle w:val="10"/>
+        <w:ind w:left="0" w:leftChars="0" w:firstLine="0" w:firstLineChars="0"/>
+        <w:rPr>
+          <w:rFonts w:hint="default" w:ascii="Times New Roman" w:hAnsi="Times New Roman" w:cs="Times New Roman"/>
+          <w:sz w:val="24"/>
+          <w:szCs w:val="24"/>
+        </w:rPr>
+      </w:pPr>
+      <w:r>
+        <w:rPr>
+          <w:rFonts w:hint="default" w:ascii="Times New Roman" w:hAnsi="Times New Roman" w:cs="Times New Roman"/>
+          <w:sz w:val="24"/>
+          <w:szCs w:val="24"/>
+        </w:rPr>
+        <w:t>${reviewBonus}</w:t>
+      </w:r>
+    </w:p>
+    <w:p>
+      <w:pPr>
+        <w:pStyle w:val="10"/>
+        <w:ind w:left="0" w:leftChars="0" w:firstLine="0" w:firstLineChars="0"/>
+        <w:rPr>
+          <w:rFonts w:hint="default" w:ascii="Times New Roman" w:hAnsi="Times New Roman" w:cs="Times New Roman"/>
+          <w:sz w:val="24"/>
+          <w:szCs w:val="24"/>
+        </w:rPr>
+      </w:pPr>
+      <w:r>
+        <w:rPr>
+          <w:rFonts w:hint="default" w:ascii="Times New Roman" w:hAnsi="Times New Roman" w:cs="Times New Roman"/>
+          <w:sz w:val="24"/>
+          <w:szCs w:val="24"/>
+        </w:rPr>
+        <w:t xml:space="preserve">${key} </w:t>
+      </w:r>
+      <w:r>
+        <w:rPr>
+          <w:rFonts w:hint="default" w:ascii="Times New Roman" w:hAnsi="Times New Roman" w:cs="Times New Roman"/>
+          <w:sz w:val="24"/>
+          <w:szCs w:val="24"/>
+        </w:rPr>
+        <w:tab/>
+      </w:r>
+      <w:r>
+        <w:rPr>
+          <w:rFonts w:hint="default" w:ascii="Times New Roman" w:hAnsi="Times New Roman" w:cs="Times New Roman"/>
+          <w:sz w:val="24"/>
+          <w:szCs w:val="24"/>
+        </w:rPr>
+        <w:tab/>
+      </w:r>
+      <w:r>
+        <w:rPr>
+          <w:rFonts w:hint="default" w:ascii="Times New Roman" w:hAnsi="Times New Roman" w:cs="Times New Roman"/>
+          <w:sz w:val="24"/>
+          <w:szCs w:val="24"/>
+          <w:lang w:val="en-US"/>
+        </w:rPr>
+        <w:tab/>
+      </w:r>
+      <w:r>
+        <w:rPr>
+          <w:rFonts w:hint="default" w:ascii="Times New Roman" w:hAnsi="Times New Roman" w:cs="Times New Roman"/>
+          <w:sz w:val="24"/>
+          <w:szCs w:val="24"/>
+        </w:rPr>
+        <w:t>: ${value}</w:t>
+      </w:r>
+    </w:p>
+    <w:p>
+      <w:pPr>
+        <w:pStyle w:val="10"/>
+        <w:ind w:left="0" w:leftChars="0" w:firstLine="0" w:firstLineChars="0"/>
+        <w:rPr>
+          <w:rFonts w:hint="default" w:ascii="Times New Roman" w:hAnsi="Times New Roman" w:cs="Times New Roman"/>
+          <w:b w:val="0"/>
+          <w:bCs/>
+          <w:shd w:val="clear" w:fill="auto"/>
+          <w:lang w:val="en-US"/>
+        </w:rPr>
+      </w:pPr>
+      <w:r>
+        <w:rPr>
+          <w:rFonts w:hint="default" w:ascii="Times New Roman" w:hAnsi="Times New Roman" w:cs="Times New Roman"/>
+          <w:sz w:val="24"/>
+          <w:szCs w:val="24"/>
+        </w:rPr>
+        <w:t>${/reviewBonus}</w:t>
+      </w:r>
+    </w:p>
+    <w:p>
+      <w:pPr>
+        <w:pStyle w:val="10"/>
+        <w:ind w:left="360"/>
+        <w:rPr>
+          <w:rFonts w:hint="default" w:ascii="Times New Roman" w:hAnsi="Times New Roman" w:cs="Times New Roman"/>
+          <w:sz w:val="24"/>
+          <w:szCs w:val="24"/>
+        </w:rPr>
+      </w:pPr>
       <w:bookmarkStart w:id="3" w:name="_GoBack"/>
       <w:bookmarkEnd w:id="3"/>
-    </w:p>
-    <w:p>
-      <w:pPr>
-        <w:pStyle w:val="10"/>
-        <w:ind w:left="0" w:leftChars="0" w:firstLine="0" w:firstLineChars="0"/>
-        <w:rPr>
-          <w:rFonts w:hint="default" w:ascii="Times New Roman" w:hAnsi="Times New Roman" w:cs="Times New Roman"/>
-          <w:b w:val="0"/>
-          <w:bCs/>
-          <w:shd w:val="clear" w:fill="auto"/>
-          <w:lang w:val="en-US"/>
-        </w:rPr>
-      </w:pPr>
-      <w:r>
-        <w:rPr>
-          <w:rFonts w:ascii="Times New Roman" w:hAnsi="Times New Roman" w:cs="Times New Roman"/>
-          <w:b w:val="0"/>
-          <w:bCs/>
-          <w:sz w:val="24"/>
-          <w:szCs w:val="24"/>
-          <w:shd w:val="clear" w:fill="auto"/>
-          <w:lang w:val="en-US"/>
-        </w:rPr>
-        <w:t>${line_review_bonus}</w:t>
-      </w:r>
-      <w:r>
-        <w:rPr>
-          <w:rFonts w:ascii="Times New Roman" w:hAnsi="Times New Roman" w:cs="Times New Roman"/>
-          <w:b w:val="0"/>
-          <w:bCs/>
-          <w:sz w:val="24"/>
-          <w:szCs w:val="24"/>
-          <w:shd w:val="clear" w:fill="auto"/>
-          <w:lang w:val="en-US"/>
-        </w:rPr>
-        <w:tab/>
-      </w:r>
-      <w:r>
-        <w:rPr>
-          <w:rFonts w:ascii="Times New Roman" w:hAnsi="Times New Roman" w:cs="Times New Roman"/>
-          <w:b w:val="0"/>
-          <w:bCs/>
-          <w:sz w:val="24"/>
-          <w:szCs w:val="24"/>
-          <w:shd w:val="clear" w:fill="auto"/>
-          <w:lang w:val="en-US"/>
-        </w:rPr>
-        <w:tab/>
-      </w:r>
-      <w:r>
-        <w:rPr>
-          <w:rFonts w:hint="default" w:ascii="Times New Roman" w:hAnsi="Times New Roman" w:cs="Times New Roman"/>
-          <w:b w:val="0"/>
-          <w:bCs/>
-          <w:sz w:val="24"/>
-          <w:szCs w:val="24"/>
-          <w:shd w:val="clear" w:fill="auto"/>
-          <w:lang w:val="en-US"/>
-        </w:rPr>
-        <w:tab/>
-      </w:r>
-      <w:r>
-        <w:rPr>
-          <w:rFonts w:ascii="Times New Roman" w:hAnsi="Times New Roman" w:cs="Times New Roman"/>
-          <w:b w:val="0"/>
-          <w:bCs/>
-          <w:sz w:val="24"/>
-          <w:szCs w:val="24"/>
-          <w:shd w:val="clear" w:fill="auto"/>
-          <w:lang w:val="en-US"/>
-        </w:rPr>
-        <w:t>${line_review_bonus_value}</w:t>
-      </w:r>
-    </w:p>
-    <w:p>
-      <w:pPr>
-        <w:pStyle w:val="10"/>
-        <w:ind w:left="360"/>
-        <w:rPr>
-          <w:rFonts w:hint="default" w:ascii="Times New Roman" w:hAnsi="Times New Roman" w:cs="Times New Roman"/>
-          <w:sz w:val="24"/>
-          <w:szCs w:val="24"/>
-        </w:rPr>
-      </w:pPr>
     </w:p>
     <w:p>
       <w:pPr>
